--- a/HXR指令表双网口20260726.docx
+++ b/HXR指令表双网口20260726.docx
@@ -1,6 +1,6 @@
 
 <file path=word/document.xml><?xml version="1.0" encoding="utf-8"?>
-<w:document xmlns:wpc="http://schemas.microsoft.com/office/word/2010/wordprocessingCanvas" xmlns:cx="http://schemas.microsoft.com/office/drawing/2014/chartex" xmlns:cx1="http://schemas.microsoft.com/office/drawing/2015/9/8/chartex" xmlns:cx2="http://schemas.microsoft.com/office/drawing/2015/10/21/chartex" xmlns:cx3="http://schemas.microsoft.com/office/drawing/2016/5/9/chartex" xmlns:cx4="http://schemas.microsoft.com/office/drawing/2016/5/10/chartex" xmlns:cx5="http://schemas.microsoft.com/office/drawing/2016/5/11/chartex" xmlns:cx6="http://schemas.microsoft.com/office/drawing/2016/5/12/chartex" xmlns:cx7="http://schemas.microsoft.com/office/drawing/2016/5/13/chartex" xmlns:cx8="http://schemas.microsoft.com/office/drawing/2016/5/14/chartex" xmlns:mc="http://schemas.openxmlformats.org/markup-compatibility/2006" xmlns:aink="http://schemas.microsoft.com/office/drawing/2016/ink" xmlns:am3d="http://schemas.microsoft.com/office/drawing/2017/model3d" xmlns:o="urn:schemas-microsoft-com:office:office" xmlns:oel="http://schemas.microsoft.com/office/2019/extlst" xmlns:r="http://schemas.openxmlformats.org/officeDocument/2006/relationships" xmlns:m="http://schemas.openxmlformats.org/officeDocument/2006/math" xmlns:v="urn:schemas-microsoft-com:vml" xmlns:wp14="http://schemas.microsoft.com/office/word/2010/wordprocessingDrawing" xmlns:wp="http://schemas.openxmlformats.org/drawingml/2006/wordprocessingDrawing" xmlns:w10="urn:schemas-microsoft-com:office:word" xmlns:w="http://schemas.openxmlformats.org/wordprocessingml/2006/main" xmlns:w14="http://schemas.microsoft.com/office/word/2010/wordml" xmlns:w15="http://schemas.microsoft.com/office/word/2012/wordml" xmlns:w16cex="http://schemas.microsoft.com/office/word/2018/wordml/cex" xmlns:w16cid="http://schemas.microsoft.com/office/word/2016/wordml/cid" xmlns:w16="http://schemas.microsoft.com/office/word/2018/wordml" xmlns:w16du="http://schemas.microsoft.com/office/word/2023/wordml/word16du" xmlns:w16sdtdh="http://schemas.microsoft.com/office/word/2020/wordml/sdtdatahash" xmlns:w16sdtfl="http://schemas.microsoft.com/office/word/2024/wordml/sdtformatlock" xmlns:w16se="http://schemas.microsoft.com/office/word/2015/wordml/symex" xmlns:wpg="http://schemas.microsoft.com/office/word/2010/wordprocessingGroup" xmlns:wpi="http://schemas.microsoft.com/office/word/2010/wordprocessingInk" xmlns:wne="http://schemas.microsoft.com/office/word/2006/wordml" xmlns:wps="http://schemas.microsoft.com/office/word/2010/wordprocessingShape" mc:Ignorable="w14 w15 w16se w16cid w16 w16cex w16sdtdh w16sdtfl w16du wp14">
+<w:document xmlns:wpc="http://schemas.microsoft.com/office/word/2010/wordprocessingCanvas" xmlns:cx="http://schemas.microsoft.com/office/drawing/2014/chartex" xmlns:cx1="http://schemas.microsoft.com/office/drawing/2015/9/8/chartex" xmlns:cx2="http://schemas.microsoft.com/office/drawing/2015/10/21/chartex" xmlns:cx3="http://schemas.microsoft.com/office/drawing/2016/5/9/chartex" xmlns:cx4="http://schemas.microsoft.com/office/drawing/2016/5/10/chartex" xmlns:cx5="http://schemas.microsoft.com/office/drawing/2016/5/11/chartex" xmlns:cx6="http://schemas.microsoft.com/office/drawing/2016/5/12/chartex" xmlns:cx7="http://schemas.microsoft.com/office/drawing/2016/5/13/chartex" xmlns:cx8="http://schemas.microsoft.com/office/drawing/2016/5/14/chartex" xmlns:mc="http://schemas.openxmlformats.org/markup-compatibility/2006" xmlns:aink="http://schemas.microsoft.com/office/drawing/2016/ink" xmlns:am3d="http://schemas.microsoft.com/office/drawing/2017/model3d" xmlns:o="urn:schemas-microsoft-com:office:office" xmlns:oel="http://schemas.microsoft.com/office/2019/extlst" xmlns:r="http://schemas.openxmlformats.org/officeDocument/2006/relationships" xmlns:m="http://schemas.openxmlformats.org/officeDocument/2006/math" xmlns:v="urn:schemas-microsoft-com:vml" xmlns:wp14="http://schemas.microsoft.com/office/word/2010/wordprocessingDrawing" xmlns:wp="http://schemas.openxmlformats.org/drawingml/2006/wordprocessingDrawing" xmlns:w10="urn:schemas-microsoft-com:office:word" xmlns:w="http://schemas.openxmlformats.org/wordprocessingml/2006/main" xmlns:w14="http://schemas.microsoft.com/office/word/2010/wordml" xmlns:w15="http://schemas.microsoft.com/office/word/2012/wordml" xmlns:w16cei="http://schemas.microsoft.com/office/word/2026/wordml/cei" xmlns:w16cex="http://schemas.microsoft.com/office/word/2018/wordml/cex" xmlns:w16cid="http://schemas.microsoft.com/office/word/2016/wordml/cid" xmlns:w16="http://schemas.microsoft.com/office/word/2018/wordml" xmlns:w16du="http://schemas.microsoft.com/office/word/2023/wordml/word16du" xmlns:w16sdtdh="http://schemas.microsoft.com/office/word/2020/wordml/sdtdatahash" xmlns:w16sdtfl="http://schemas.microsoft.com/office/word/2024/wordml/sdtformatlock" xmlns:w16se="http://schemas.microsoft.com/office/word/2015/wordml/symex" xmlns:wpg="http://schemas.microsoft.com/office/word/2010/wordprocessingGroup" xmlns:wpi="http://schemas.microsoft.com/office/word/2010/wordprocessingInk" xmlns:wne="http://schemas.microsoft.com/office/word/2006/wordml" xmlns:wps="http://schemas.microsoft.com/office/word/2010/wordprocessingShape" mc:Ignorable="w14 w15 w16se w16cid w16 w16cex w16sdtdh w16sdtfl w16du wp14">
   <w:body>
     <w:p>
       <w:pPr>
@@ -317,6 +317,29 @@
     </w:p>
     <w:p>
       <w:pPr>
+        <w:ind w:firstLine="480"/>
+        <w:rPr>
+          <w:rFonts w:ascii="Times New Roman" w:hAnsi="Times New Roman" w:cs="Times New Roman" w:hint="eastAsia"/>
+          <w:szCs w:val="24"/>
+        </w:rPr>
+      </w:pPr>
+      <w:r>
+        <w:rPr>
+          <w:rFonts w:ascii="Times New Roman" w:hAnsi="Times New Roman" w:cs="Times New Roman" w:hint="eastAsia"/>
+          <w:szCs w:val="24"/>
+        </w:rPr>
+        <w:t>7</w:t>
+      </w:r>
+      <w:r>
+        <w:rPr>
+          <w:rFonts w:ascii="Times New Roman" w:hAnsi="Times New Roman" w:cs="Times New Roman" w:hint="eastAsia"/>
+          <w:szCs w:val="24"/>
+        </w:rPr>
+        <w:t>：查询</w:t>
+      </w:r>
+    </w:p>
+    <w:p>
+      <w:pPr>
         <w:pStyle w:val="3"/>
         <w:rPr>
           <w:rFonts w:hint="eastAsia"/>
@@ -758,6 +781,7 @@
           <w:kern w:val="0"/>
           <w:szCs w:val="24"/>
         </w:rPr>
+        <w:lastRenderedPageBreak/>
         <w:t>第</w:t>
       </w:r>
       <w:r>
@@ -830,7 +854,6 @@
           <w:rFonts w:ascii="Times New Roman" w:hAnsi="Times New Roman" w:cs="Times New Roman" w:hint="eastAsia"/>
           <w:szCs w:val="24"/>
         </w:rPr>
-        <w:lastRenderedPageBreak/>
         <w:t>（</w:t>
       </w:r>
       <w:r>
@@ -2548,45 +2571,6 @@
           <w:highlight w:val="lightGray"/>
         </w:rPr>
         <w:t xml:space="preserve">FC 05 </w:t>
-      </w:r>
-      <w:r>
-        <w:rPr>
-          <w:rFonts w:ascii="Times New Roman" w:hAnsi="Times New Roman" w:cs="Times New Roman"/>
-          <w:kern w:val="0"/>
-          <w:szCs w:val="24"/>
-          <w:highlight w:val="lightGray"/>
-        </w:rPr>
-        <w:t>00 00 1F 40 AB CD</w:t>
-      </w:r>
-    </w:p>
-    <w:p>
-      <w:pPr>
-        <w:ind w:firstLine="480"/>
-        <w:rPr>
-          <w:rFonts w:ascii="Times New Roman" w:hAnsi="Times New Roman" w:cs="Times New Roman"/>
-          <w:kern w:val="0"/>
-          <w:szCs w:val="24"/>
-          <w:highlight w:val="lightGray"/>
-        </w:rPr>
-      </w:pPr>
-      <w:r>
-        <w:rPr>
-          <w:rFonts w:ascii="Times New Roman" w:hAnsi="Times New Roman" w:cs="Times New Roman"/>
-          <w:kern w:val="0"/>
-          <w:szCs w:val="24"/>
-          <w:highlight w:val="lightGray"/>
-        </w:rPr>
-        <w:t xml:space="preserve">12 34 00 0F </w:t>
-      </w:r>
-      <w:r>
-        <w:rPr>
-          <w:rFonts w:ascii="Times New Roman" w:hAnsi="Times New Roman" w:cs="Times New Roman"/>
-          <w:color w:val="EE0000"/>
-          <w:kern w:val="0"/>
-          <w:szCs w:val="24"/>
-          <w:highlight w:val="lightGray"/>
-        </w:rPr>
-        <w:t xml:space="preserve">FC 06 </w:t>
       </w:r>
       <w:r>
         <w:rPr>
@@ -2626,6 +2610,45 @@
           <w:szCs w:val="24"/>
           <w:highlight w:val="lightGray"/>
         </w:rPr>
+        <w:t xml:space="preserve">FC 06 </w:t>
+      </w:r>
+      <w:r>
+        <w:rPr>
+          <w:rFonts w:ascii="Times New Roman" w:hAnsi="Times New Roman" w:cs="Times New Roman"/>
+          <w:kern w:val="0"/>
+          <w:szCs w:val="24"/>
+          <w:highlight w:val="lightGray"/>
+        </w:rPr>
+        <w:t>00 00 1F 40 AB CD</w:t>
+      </w:r>
+    </w:p>
+    <w:p>
+      <w:pPr>
+        <w:ind w:firstLine="480"/>
+        <w:rPr>
+          <w:rFonts w:ascii="Times New Roman" w:hAnsi="Times New Roman" w:cs="Times New Roman"/>
+          <w:kern w:val="0"/>
+          <w:szCs w:val="24"/>
+          <w:highlight w:val="lightGray"/>
+        </w:rPr>
+      </w:pPr>
+      <w:r>
+        <w:rPr>
+          <w:rFonts w:ascii="Times New Roman" w:hAnsi="Times New Roman" w:cs="Times New Roman"/>
+          <w:kern w:val="0"/>
+          <w:szCs w:val="24"/>
+          <w:highlight w:val="lightGray"/>
+        </w:rPr>
+        <w:t xml:space="preserve">12 34 00 0F </w:t>
+      </w:r>
+      <w:r>
+        <w:rPr>
+          <w:rFonts w:ascii="Times New Roman" w:hAnsi="Times New Roman" w:cs="Times New Roman"/>
+          <w:color w:val="EE0000"/>
+          <w:kern w:val="0"/>
+          <w:szCs w:val="24"/>
+          <w:highlight w:val="lightGray"/>
+        </w:rPr>
         <w:t xml:space="preserve">FC 07 </w:t>
       </w:r>
       <w:r>
@@ -3489,6 +3512,7 @@
           <w:kern w:val="0"/>
           <w:szCs w:val="24"/>
         </w:rPr>
+        <w:lastRenderedPageBreak/>
         <w:t xml:space="preserve">12 34 00 0F </w:t>
       </w:r>
       <w:r>
@@ -3522,7 +3546,6 @@
           <w:rFonts w:ascii="Times New Roman" w:hAnsi="Times New Roman" w:cs="Times New Roman" w:hint="eastAsia"/>
           <w:szCs w:val="24"/>
         </w:rPr>
-        <w:lastRenderedPageBreak/>
         <w:t>（</w:t>
       </w:r>
       <w:r>
@@ -4525,18 +4548,29 @@
           <w:kern w:val="0"/>
           <w:szCs w:val="24"/>
         </w:rPr>
-        <w:t>地址与能谱模式一样），</w:t>
+        <w:t>地址与</w:t>
+      </w:r>
+      <w:r>
+        <w:rPr>
+          <w:rFonts w:ascii="Times New Roman" w:hAnsi="Times New Roman" w:cs="Times New Roman" w:hint="eastAsia"/>
+          <w:kern w:val="0"/>
+          <w:szCs w:val="24"/>
+        </w:rPr>
+        <w:lastRenderedPageBreak/>
+        <w:t>能谱模式一样），</w:t>
       </w:r>
     </w:p>
     <w:p>
       <w:pPr>
         <w:ind w:firstLine="480"/>
-      </w:pPr>
-      <w:r>
-        <w:rPr>
-          <w:rFonts w:hint="eastAsia"/>
-        </w:rPr>
-        <w:lastRenderedPageBreak/>
+        <w:rPr>
+          <w:rFonts w:hint="eastAsia"/>
+        </w:rPr>
+      </w:pPr>
+      <w:r>
+        <w:rPr>
+          <w:rFonts w:hint="eastAsia"/>
+        </w:rPr>
         <w:t>此模式只需要将上面指令的</w:t>
       </w:r>
       <w:r>
@@ -4570,6 +4604,9 @@
     <w:p>
       <w:pPr>
         <w:ind w:firstLine="480"/>
+        <w:rPr>
+          <w:rFonts w:hint="eastAsia"/>
+        </w:rPr>
       </w:pPr>
       <w:r>
         <w:rPr>
@@ -4926,7 +4963,7 @@
       <w:pPr>
         <w:ind w:firstLineChars="0" w:firstLine="0"/>
         <w:rPr>
-          <w:rFonts w:ascii="Times New Roman" w:hAnsi="Times New Roman" w:cs="Times New Roman" w:hint="eastAsia"/>
+          <w:rFonts w:ascii="Times New Roman" w:hAnsi="Times New Roman" w:cs="Times New Roman"/>
           <w:kern w:val="0"/>
           <w:szCs w:val="24"/>
         </w:rPr>
@@ -4936,7 +4973,7 @@
       <w:pPr>
         <w:ind w:firstLine="480"/>
         <w:rPr>
-          <w:rFonts w:ascii="Times New Roman" w:hAnsi="Times New Roman" w:cs="Times New Roman" w:hint="eastAsia"/>
+          <w:rFonts w:ascii="Times New Roman" w:hAnsi="Times New Roman" w:cs="Times New Roman"/>
           <w:kern w:val="0"/>
           <w:szCs w:val="24"/>
         </w:rPr>
@@ -5194,6 +5231,7 @@
                 <w:sz w:val="18"/>
                 <w:szCs w:val="18"/>
               </w:rPr>
+              <w:lastRenderedPageBreak/>
               <w:t>包头</w:t>
             </w:r>
           </w:p>
@@ -5324,7 +5362,6 @@
                 <w:sz w:val="18"/>
                 <w:szCs w:val="18"/>
               </w:rPr>
-              <w:lastRenderedPageBreak/>
               <w:t>0</w:t>
             </w:r>
             <w:r>
@@ -12355,7 +12392,7 @@
 </file>
 
 <file path=word/endnotes.xml><?xml version="1.0" encoding="utf-8"?>
-<w:endnotes xmlns:wpc="http://schemas.microsoft.com/office/word/2010/wordprocessingCanvas" xmlns:cx="http://schemas.microsoft.com/office/drawing/2014/chartex" xmlns:cx1="http://schemas.microsoft.com/office/drawing/2015/9/8/chartex" xmlns:cx2="http://schemas.microsoft.com/office/drawing/2015/10/21/chartex" xmlns:cx3="http://schemas.microsoft.com/office/drawing/2016/5/9/chartex" xmlns:cx4="http://schemas.microsoft.com/office/drawing/2016/5/10/chartex" xmlns:cx5="http://schemas.microsoft.com/office/drawing/2016/5/11/chartex" xmlns:cx6="http://schemas.microsoft.com/office/drawing/2016/5/12/chartex" xmlns:cx7="http://schemas.microsoft.com/office/drawing/2016/5/13/chartex" xmlns:cx8="http://schemas.microsoft.com/office/drawing/2016/5/14/chartex" xmlns:mc="http://schemas.openxmlformats.org/markup-compatibility/2006" xmlns:aink="http://schemas.microsoft.com/office/drawing/2016/ink" xmlns:am3d="http://schemas.microsoft.com/office/drawing/2017/model3d" xmlns:o="urn:schemas-microsoft-com:office:office" xmlns:oel="http://schemas.microsoft.com/office/2019/extlst" xmlns:r="http://schemas.openxmlformats.org/officeDocument/2006/relationships" xmlns:m="http://schemas.openxmlformats.org/officeDocument/2006/math" xmlns:v="urn:schemas-microsoft-com:vml" xmlns:wp14="http://schemas.microsoft.com/office/word/2010/wordprocessingDrawing" xmlns:wp="http://schemas.openxmlformats.org/drawingml/2006/wordprocessingDrawing" xmlns:w10="urn:schemas-microsoft-com:office:word" xmlns:w="http://schemas.openxmlformats.org/wordprocessingml/2006/main" xmlns:w14="http://schemas.microsoft.com/office/word/2010/wordml" xmlns:w15="http://schemas.microsoft.com/office/word/2012/wordml" xmlns:w16cex="http://schemas.microsoft.com/office/word/2018/wordml/cex" xmlns:w16cid="http://schemas.microsoft.com/office/word/2016/wordml/cid" xmlns:w16="http://schemas.microsoft.com/office/word/2018/wordml" xmlns:w16du="http://schemas.microsoft.com/office/word/2023/wordml/word16du" xmlns:w16sdtdh="http://schemas.microsoft.com/office/word/2020/wordml/sdtdatahash" xmlns:w16sdtfl="http://schemas.microsoft.com/office/word/2024/wordml/sdtformatlock" xmlns:w16se="http://schemas.microsoft.com/office/word/2015/wordml/symex" xmlns:wpg="http://schemas.microsoft.com/office/word/2010/wordprocessingGroup" xmlns:wpi="http://schemas.microsoft.com/office/word/2010/wordprocessingInk" xmlns:wne="http://schemas.microsoft.com/office/word/2006/wordml" xmlns:wps="http://schemas.microsoft.com/office/word/2010/wordprocessingShape" mc:Ignorable="w14 w15 w16se w16cid w16 w16cex w16sdtdh w16sdtfl w16du wp14">
+<w:endnotes xmlns:wpc="http://schemas.microsoft.com/office/word/2010/wordprocessingCanvas" xmlns:cx="http://schemas.microsoft.com/office/drawing/2014/chartex" xmlns:cx1="http://schemas.microsoft.com/office/drawing/2015/9/8/chartex" xmlns:cx2="http://schemas.microsoft.com/office/drawing/2015/10/21/chartex" xmlns:cx3="http://schemas.microsoft.com/office/drawing/2016/5/9/chartex" xmlns:cx4="http://schemas.microsoft.com/office/drawing/2016/5/10/chartex" xmlns:cx5="http://schemas.microsoft.com/office/drawing/2016/5/11/chartex" xmlns:cx6="http://schemas.microsoft.com/office/drawing/2016/5/12/chartex" xmlns:cx7="http://schemas.microsoft.com/office/drawing/2016/5/13/chartex" xmlns:cx8="http://schemas.microsoft.com/office/drawing/2016/5/14/chartex" xmlns:mc="http://schemas.openxmlformats.org/markup-compatibility/2006" xmlns:aink="http://schemas.microsoft.com/office/drawing/2016/ink" xmlns:am3d="http://schemas.microsoft.com/office/drawing/2017/model3d" xmlns:o="urn:schemas-microsoft-com:office:office" xmlns:oel="http://schemas.microsoft.com/office/2019/extlst" xmlns:r="http://schemas.openxmlformats.org/officeDocument/2006/relationships" xmlns:m="http://schemas.openxmlformats.org/officeDocument/2006/math" xmlns:v="urn:schemas-microsoft-com:vml" xmlns:wp14="http://schemas.microsoft.com/office/word/2010/wordprocessingDrawing" xmlns:wp="http://schemas.openxmlformats.org/drawingml/2006/wordprocessingDrawing" xmlns:w10="urn:schemas-microsoft-com:office:word" xmlns:w="http://schemas.openxmlformats.org/wordprocessingml/2006/main" xmlns:w14="http://schemas.microsoft.com/office/word/2010/wordml" xmlns:w15="http://schemas.microsoft.com/office/word/2012/wordml" xmlns:w16cei="http://schemas.microsoft.com/office/word/2026/wordml/cei" xmlns:w16cex="http://schemas.microsoft.com/office/word/2018/wordml/cex" xmlns:w16cid="http://schemas.microsoft.com/office/word/2016/wordml/cid" xmlns:w16="http://schemas.microsoft.com/office/word/2018/wordml" xmlns:w16du="http://schemas.microsoft.com/office/word/2023/wordml/word16du" xmlns:w16sdtdh="http://schemas.microsoft.com/office/word/2020/wordml/sdtdatahash" xmlns:w16sdtfl="http://schemas.microsoft.com/office/word/2024/wordml/sdtformatlock" xmlns:w16se="http://schemas.microsoft.com/office/word/2015/wordml/symex" xmlns:wpg="http://schemas.microsoft.com/office/word/2010/wordprocessingGroup" xmlns:wpi="http://schemas.microsoft.com/office/word/2010/wordprocessingInk" xmlns:wne="http://schemas.microsoft.com/office/word/2006/wordml" xmlns:wps="http://schemas.microsoft.com/office/word/2010/wordprocessingShape" mc:Ignorable="w14 w15 w16se w16cid w16 w16cex w16sdtdh w16sdtfl w16du wp14">
   <w:endnote w:type="separator" w:id="-1">
     <w:p>
       <w:pPr>
@@ -12388,7 +12425,7 @@
 </file>
 
 <file path=word/footer1.xml><?xml version="1.0" encoding="utf-8"?>
-<w:ftr xmlns:wpc="http://schemas.microsoft.com/office/word/2010/wordprocessingCanvas" xmlns:cx="http://schemas.microsoft.com/office/drawing/2014/chartex" xmlns:cx1="http://schemas.microsoft.com/office/drawing/2015/9/8/chartex" xmlns:cx2="http://schemas.microsoft.com/office/drawing/2015/10/21/chartex" xmlns:cx3="http://schemas.microsoft.com/office/drawing/2016/5/9/chartex" xmlns:cx4="http://schemas.microsoft.com/office/drawing/2016/5/10/chartex" xmlns:cx5="http://schemas.microsoft.com/office/drawing/2016/5/11/chartex" xmlns:cx6="http://schemas.microsoft.com/office/drawing/2016/5/12/chartex" xmlns:cx7="http://schemas.microsoft.com/office/drawing/2016/5/13/chartex" xmlns:cx8="http://schemas.microsoft.com/office/drawing/2016/5/14/chartex" xmlns:mc="http://schemas.openxmlformats.org/markup-compatibility/2006" xmlns:aink="http://schemas.microsoft.com/office/drawing/2016/ink" xmlns:am3d="http://schemas.microsoft.com/office/drawing/2017/model3d" xmlns:o="urn:schemas-microsoft-com:office:office" xmlns:oel="http://schemas.microsoft.com/office/2019/extlst" xmlns:r="http://schemas.openxmlformats.org/officeDocument/2006/relationships" xmlns:m="http://schemas.openxmlformats.org/officeDocument/2006/math" xmlns:v="urn:schemas-microsoft-com:vml" xmlns:wp14="http://schemas.microsoft.com/office/word/2010/wordprocessingDrawing" xmlns:wp="http://schemas.openxmlformats.org/drawingml/2006/wordprocessingDrawing" xmlns:w10="urn:schemas-microsoft-com:office:word" xmlns:w="http://schemas.openxmlformats.org/wordprocessingml/2006/main" xmlns:w14="http://schemas.microsoft.com/office/word/2010/wordml" xmlns:w15="http://schemas.microsoft.com/office/word/2012/wordml" xmlns:w16cex="http://schemas.microsoft.com/office/word/2018/wordml/cex" xmlns:w16cid="http://schemas.microsoft.com/office/word/2016/wordml/cid" xmlns:w16="http://schemas.microsoft.com/office/word/2018/wordml" xmlns:w16du="http://schemas.microsoft.com/office/word/2023/wordml/word16du" xmlns:w16sdtdh="http://schemas.microsoft.com/office/word/2020/wordml/sdtdatahash" xmlns:w16sdtfl="http://schemas.microsoft.com/office/word/2024/wordml/sdtformatlock" xmlns:w16se="http://schemas.microsoft.com/office/word/2015/wordml/symex" xmlns:wpg="http://schemas.microsoft.com/office/word/2010/wordprocessingGroup" xmlns:wpi="http://schemas.microsoft.com/office/word/2010/wordprocessingInk" xmlns:wne="http://schemas.microsoft.com/office/word/2006/wordml" xmlns:wps="http://schemas.microsoft.com/office/word/2010/wordprocessingShape" mc:Ignorable="w14 w15 w16se w16cid w16 w16cex w16sdtdh w16sdtfl w16du wp14">
+<w:ftr xmlns:wpc="http://schemas.microsoft.com/office/word/2010/wordprocessingCanvas" xmlns:cx="http://schemas.microsoft.com/office/drawing/2014/chartex" xmlns:cx1="http://schemas.microsoft.com/office/drawing/2015/9/8/chartex" xmlns:cx2="http://schemas.microsoft.com/office/drawing/2015/10/21/chartex" xmlns:cx3="http://schemas.microsoft.com/office/drawing/2016/5/9/chartex" xmlns:cx4="http://schemas.microsoft.com/office/drawing/2016/5/10/chartex" xmlns:cx5="http://schemas.microsoft.com/office/drawing/2016/5/11/chartex" xmlns:cx6="http://schemas.microsoft.com/office/drawing/2016/5/12/chartex" xmlns:cx7="http://schemas.microsoft.com/office/drawing/2016/5/13/chartex" xmlns:cx8="http://schemas.microsoft.com/office/drawing/2016/5/14/chartex" xmlns:mc="http://schemas.openxmlformats.org/markup-compatibility/2006" xmlns:aink="http://schemas.microsoft.com/office/drawing/2016/ink" xmlns:am3d="http://schemas.microsoft.com/office/drawing/2017/model3d" xmlns:o="urn:schemas-microsoft-com:office:office" xmlns:oel="http://schemas.microsoft.com/office/2019/extlst" xmlns:r="http://schemas.openxmlformats.org/officeDocument/2006/relationships" xmlns:m="http://schemas.openxmlformats.org/officeDocument/2006/math" xmlns:v="urn:schemas-microsoft-com:vml" xmlns:wp14="http://schemas.microsoft.com/office/word/2010/wordprocessingDrawing" xmlns:wp="http://schemas.openxmlformats.org/drawingml/2006/wordprocessingDrawing" xmlns:w10="urn:schemas-microsoft-com:office:word" xmlns:w="http://schemas.openxmlformats.org/wordprocessingml/2006/main" xmlns:w14="http://schemas.microsoft.com/office/word/2010/wordml" xmlns:w15="http://schemas.microsoft.com/office/word/2012/wordml" xmlns:w16cei="http://schemas.microsoft.com/office/word/2026/wordml/cei" xmlns:w16cex="http://schemas.microsoft.com/office/word/2018/wordml/cex" xmlns:w16cid="http://schemas.microsoft.com/office/word/2016/wordml/cid" xmlns:w16="http://schemas.microsoft.com/office/word/2018/wordml" xmlns:w16du="http://schemas.microsoft.com/office/word/2023/wordml/word16du" xmlns:w16sdtdh="http://schemas.microsoft.com/office/word/2020/wordml/sdtdatahash" xmlns:w16sdtfl="http://schemas.microsoft.com/office/word/2024/wordml/sdtformatlock" xmlns:w16se="http://schemas.microsoft.com/office/word/2015/wordml/symex" xmlns:wpg="http://schemas.microsoft.com/office/word/2010/wordprocessingGroup" xmlns:wpi="http://schemas.microsoft.com/office/word/2010/wordprocessingInk" xmlns:wne="http://schemas.microsoft.com/office/word/2006/wordml" xmlns:wps="http://schemas.microsoft.com/office/word/2010/wordprocessingShape" mc:Ignorable="w14 w15 w16se w16cid w16 w16cex w16sdtdh w16sdtfl w16du wp14">
   <w:p>
     <w:pPr>
       <w:pStyle w:val="a3"/>
@@ -12402,7 +12439,7 @@
 </file>
 
 <file path=word/footer2.xml><?xml version="1.0" encoding="utf-8"?>
-<w:ftr xmlns:wpc="http://schemas.microsoft.com/office/word/2010/wordprocessingCanvas" xmlns:cx="http://schemas.microsoft.com/office/drawing/2014/chartex" xmlns:cx1="http://schemas.microsoft.com/office/drawing/2015/9/8/chartex" xmlns:cx2="http://schemas.microsoft.com/office/drawing/2015/10/21/chartex" xmlns:cx3="http://schemas.microsoft.com/office/drawing/2016/5/9/chartex" xmlns:cx4="http://schemas.microsoft.com/office/drawing/2016/5/10/chartex" xmlns:cx5="http://schemas.microsoft.com/office/drawing/2016/5/11/chartex" xmlns:cx6="http://schemas.microsoft.com/office/drawing/2016/5/12/chartex" xmlns:cx7="http://schemas.microsoft.com/office/drawing/2016/5/13/chartex" xmlns:cx8="http://schemas.microsoft.com/office/drawing/2016/5/14/chartex" xmlns:mc="http://schemas.openxmlformats.org/markup-compatibility/2006" xmlns:aink="http://schemas.microsoft.com/office/drawing/2016/ink" xmlns:am3d="http://schemas.microsoft.com/office/drawing/2017/model3d" xmlns:o="urn:schemas-microsoft-com:office:office" xmlns:oel="http://schemas.microsoft.com/office/2019/extlst" xmlns:r="http://schemas.openxmlformats.org/officeDocument/2006/relationships" xmlns:m="http://schemas.openxmlformats.org/officeDocument/2006/math" xmlns:v="urn:schemas-microsoft-com:vml" xmlns:wp14="http://schemas.microsoft.com/office/word/2010/wordprocessingDrawing" xmlns:wp="http://schemas.openxmlformats.org/drawingml/2006/wordprocessingDrawing" xmlns:w10="urn:schemas-microsoft-com:office:word" xmlns:w="http://schemas.openxmlformats.org/wordprocessingml/2006/main" xmlns:w14="http://schemas.microsoft.com/office/word/2010/wordml" xmlns:w15="http://schemas.microsoft.com/office/word/2012/wordml" xmlns:w16cex="http://schemas.microsoft.com/office/word/2018/wordml/cex" xmlns:w16cid="http://schemas.microsoft.com/office/word/2016/wordml/cid" xmlns:w16="http://schemas.microsoft.com/office/word/2018/wordml" xmlns:w16du="http://schemas.microsoft.com/office/word/2023/wordml/word16du" xmlns:w16sdtdh="http://schemas.microsoft.com/office/word/2020/wordml/sdtdatahash" xmlns:w16sdtfl="http://schemas.microsoft.com/office/word/2024/wordml/sdtformatlock" xmlns:w16se="http://schemas.microsoft.com/office/word/2015/wordml/symex" xmlns:wpg="http://schemas.microsoft.com/office/word/2010/wordprocessingGroup" xmlns:wpi="http://schemas.microsoft.com/office/word/2010/wordprocessingInk" xmlns:wne="http://schemas.microsoft.com/office/word/2006/wordml" xmlns:wps="http://schemas.microsoft.com/office/word/2010/wordprocessingShape" mc:Ignorable="w14 w15 w16se w16cid w16 w16cex w16sdtdh w16sdtfl w16du wp14">
+<w:ftr xmlns:wpc="http://schemas.microsoft.com/office/word/2010/wordprocessingCanvas" xmlns:cx="http://schemas.microsoft.com/office/drawing/2014/chartex" xmlns:cx1="http://schemas.microsoft.com/office/drawing/2015/9/8/chartex" xmlns:cx2="http://schemas.microsoft.com/office/drawing/2015/10/21/chartex" xmlns:cx3="http://schemas.microsoft.com/office/drawing/2016/5/9/chartex" xmlns:cx4="http://schemas.microsoft.com/office/drawing/2016/5/10/chartex" xmlns:cx5="http://schemas.microsoft.com/office/drawing/2016/5/11/chartex" xmlns:cx6="http://schemas.microsoft.com/office/drawing/2016/5/12/chartex" xmlns:cx7="http://schemas.microsoft.com/office/drawing/2016/5/13/chartex" xmlns:cx8="http://schemas.microsoft.com/office/drawing/2016/5/14/chartex" xmlns:mc="http://schemas.openxmlformats.org/markup-compatibility/2006" xmlns:aink="http://schemas.microsoft.com/office/drawing/2016/ink" xmlns:am3d="http://schemas.microsoft.com/office/drawing/2017/model3d" xmlns:o="urn:schemas-microsoft-com:office:office" xmlns:oel="http://schemas.microsoft.com/office/2019/extlst" xmlns:r="http://schemas.openxmlformats.org/officeDocument/2006/relationships" xmlns:m="http://schemas.openxmlformats.org/officeDocument/2006/math" xmlns:v="urn:schemas-microsoft-com:vml" xmlns:wp14="http://schemas.microsoft.com/office/word/2010/wordprocessingDrawing" xmlns:wp="http://schemas.openxmlformats.org/drawingml/2006/wordprocessingDrawing" xmlns:w10="urn:schemas-microsoft-com:office:word" xmlns:w="http://schemas.openxmlformats.org/wordprocessingml/2006/main" xmlns:w14="http://schemas.microsoft.com/office/word/2010/wordml" xmlns:w15="http://schemas.microsoft.com/office/word/2012/wordml" xmlns:w16cei="http://schemas.microsoft.com/office/word/2026/wordml/cei" xmlns:w16cex="http://schemas.microsoft.com/office/word/2018/wordml/cex" xmlns:w16cid="http://schemas.microsoft.com/office/word/2016/wordml/cid" xmlns:w16="http://schemas.microsoft.com/office/word/2018/wordml" xmlns:w16du="http://schemas.microsoft.com/office/word/2023/wordml/word16du" xmlns:w16sdtdh="http://schemas.microsoft.com/office/word/2020/wordml/sdtdatahash" xmlns:w16sdtfl="http://schemas.microsoft.com/office/word/2024/wordml/sdtformatlock" xmlns:w16se="http://schemas.microsoft.com/office/word/2015/wordml/symex" xmlns:wpg="http://schemas.microsoft.com/office/word/2010/wordprocessingGroup" xmlns:wpi="http://schemas.microsoft.com/office/word/2010/wordprocessingInk" xmlns:wne="http://schemas.microsoft.com/office/word/2006/wordml" xmlns:wps="http://schemas.microsoft.com/office/word/2010/wordprocessingShape" mc:Ignorable="w14 w15 w16se w16cid w16 w16cex w16sdtdh w16sdtfl w16du wp14">
   <w:p>
     <w:pPr>
       <w:pStyle w:val="a3"/>
@@ -12416,7 +12453,7 @@
 </file>
 
 <file path=word/footer3.xml><?xml version="1.0" encoding="utf-8"?>
-<w:ftr xmlns:wpc="http://schemas.microsoft.com/office/word/2010/wordprocessingCanvas" xmlns:cx="http://schemas.microsoft.com/office/drawing/2014/chartex" xmlns:cx1="http://schemas.microsoft.com/office/drawing/2015/9/8/chartex" xmlns:cx2="http://schemas.microsoft.com/office/drawing/2015/10/21/chartex" xmlns:cx3="http://schemas.microsoft.com/office/drawing/2016/5/9/chartex" xmlns:cx4="http://schemas.microsoft.com/office/drawing/2016/5/10/chartex" xmlns:cx5="http://schemas.microsoft.com/office/drawing/2016/5/11/chartex" xmlns:cx6="http://schemas.microsoft.com/office/drawing/2016/5/12/chartex" xmlns:cx7="http://schemas.microsoft.com/office/drawing/2016/5/13/chartex" xmlns:cx8="http://schemas.microsoft.com/office/drawing/2016/5/14/chartex" xmlns:mc="http://schemas.openxmlformats.org/markup-compatibility/2006" xmlns:aink="http://schemas.microsoft.com/office/drawing/2016/ink" xmlns:am3d="http://schemas.microsoft.com/office/drawing/2017/model3d" xmlns:o="urn:schemas-microsoft-com:office:office" xmlns:oel="http://schemas.microsoft.com/office/2019/extlst" xmlns:r="http://schemas.openxmlformats.org/officeDocument/2006/relationships" xmlns:m="http://schemas.openxmlformats.org/officeDocument/2006/math" xmlns:v="urn:schemas-microsoft-com:vml" xmlns:wp14="http://schemas.microsoft.com/office/word/2010/wordprocessingDrawing" xmlns:wp="http://schemas.openxmlformats.org/drawingml/2006/wordprocessingDrawing" xmlns:w10="urn:schemas-microsoft-com:office:word" xmlns:w="http://schemas.openxmlformats.org/wordprocessingml/2006/main" xmlns:w14="http://schemas.microsoft.com/office/word/2010/wordml" xmlns:w15="http://schemas.microsoft.com/office/word/2012/wordml" xmlns:w16cex="http://schemas.microsoft.com/office/word/2018/wordml/cex" xmlns:w16cid="http://schemas.microsoft.com/office/word/2016/wordml/cid" xmlns:w16="http://schemas.microsoft.com/office/word/2018/wordml" xmlns:w16du="http://schemas.microsoft.com/office/word/2023/wordml/word16du" xmlns:w16sdtdh="http://schemas.microsoft.com/office/word/2020/wordml/sdtdatahash" xmlns:w16sdtfl="http://schemas.microsoft.com/office/word/2024/wordml/sdtformatlock" xmlns:w16se="http://schemas.microsoft.com/office/word/2015/wordml/symex" xmlns:wpg="http://schemas.microsoft.com/office/word/2010/wordprocessingGroup" xmlns:wpi="http://schemas.microsoft.com/office/word/2010/wordprocessingInk" xmlns:wne="http://schemas.microsoft.com/office/word/2006/wordml" xmlns:wps="http://schemas.microsoft.com/office/word/2010/wordprocessingShape" mc:Ignorable="w14 w15 w16se w16cid w16 w16cex w16sdtdh w16sdtfl w16du wp14">
+<w:ftr xmlns:wpc="http://schemas.microsoft.com/office/word/2010/wordprocessingCanvas" xmlns:cx="http://schemas.microsoft.com/office/drawing/2014/chartex" xmlns:cx1="http://schemas.microsoft.com/office/drawing/2015/9/8/chartex" xmlns:cx2="http://schemas.microsoft.com/office/drawing/2015/10/21/chartex" xmlns:cx3="http://schemas.microsoft.com/office/drawing/2016/5/9/chartex" xmlns:cx4="http://schemas.microsoft.com/office/drawing/2016/5/10/chartex" xmlns:cx5="http://schemas.microsoft.com/office/drawing/2016/5/11/chartex" xmlns:cx6="http://schemas.microsoft.com/office/drawing/2016/5/12/chartex" xmlns:cx7="http://schemas.microsoft.com/office/drawing/2016/5/13/chartex" xmlns:cx8="http://schemas.microsoft.com/office/drawing/2016/5/14/chartex" xmlns:mc="http://schemas.openxmlformats.org/markup-compatibility/2006" xmlns:aink="http://schemas.microsoft.com/office/drawing/2016/ink" xmlns:am3d="http://schemas.microsoft.com/office/drawing/2017/model3d" xmlns:o="urn:schemas-microsoft-com:office:office" xmlns:oel="http://schemas.microsoft.com/office/2019/extlst" xmlns:r="http://schemas.openxmlformats.org/officeDocument/2006/relationships" xmlns:m="http://schemas.openxmlformats.org/officeDocument/2006/math" xmlns:v="urn:schemas-microsoft-com:vml" xmlns:wp14="http://schemas.microsoft.com/office/word/2010/wordprocessingDrawing" xmlns:wp="http://schemas.openxmlformats.org/drawingml/2006/wordprocessingDrawing" xmlns:w10="urn:schemas-microsoft-com:office:word" xmlns:w="http://schemas.openxmlformats.org/wordprocessingml/2006/main" xmlns:w14="http://schemas.microsoft.com/office/word/2010/wordml" xmlns:w15="http://schemas.microsoft.com/office/word/2012/wordml" xmlns:w16cei="http://schemas.microsoft.com/office/word/2026/wordml/cei" xmlns:w16cex="http://schemas.microsoft.com/office/word/2018/wordml/cex" xmlns:w16cid="http://schemas.microsoft.com/office/word/2016/wordml/cid" xmlns:w16="http://schemas.microsoft.com/office/word/2018/wordml" xmlns:w16du="http://schemas.microsoft.com/office/word/2023/wordml/word16du" xmlns:w16sdtdh="http://schemas.microsoft.com/office/word/2020/wordml/sdtdatahash" xmlns:w16sdtfl="http://schemas.microsoft.com/office/word/2024/wordml/sdtformatlock" xmlns:w16se="http://schemas.microsoft.com/office/word/2015/wordml/symex" xmlns:wpg="http://schemas.microsoft.com/office/word/2010/wordprocessingGroup" xmlns:wpi="http://schemas.microsoft.com/office/word/2010/wordprocessingInk" xmlns:wne="http://schemas.microsoft.com/office/word/2006/wordml" xmlns:wps="http://schemas.microsoft.com/office/word/2010/wordprocessingShape" mc:Ignorable="w14 w15 w16se w16cid w16 w16cex w16sdtdh w16sdtfl w16du wp14">
   <w:p>
     <w:pPr>
       <w:pStyle w:val="a3"/>
@@ -12430,7 +12467,7 @@
 </file>
 
 <file path=word/footnotes.xml><?xml version="1.0" encoding="utf-8"?>
-<w:footnotes xmlns:wpc="http://schemas.microsoft.com/office/word/2010/wordprocessingCanvas" xmlns:cx="http://schemas.microsoft.com/office/drawing/2014/chartex" xmlns:cx1="http://schemas.microsoft.com/office/drawing/2015/9/8/chartex" xmlns:cx2="http://schemas.microsoft.com/office/drawing/2015/10/21/chartex" xmlns:cx3="http://schemas.microsoft.com/office/drawing/2016/5/9/chartex" xmlns:cx4="http://schemas.microsoft.com/office/drawing/2016/5/10/chartex" xmlns:cx5="http://schemas.microsoft.com/office/drawing/2016/5/11/chartex" xmlns:cx6="http://schemas.microsoft.com/office/drawing/2016/5/12/chartex" xmlns:cx7="http://schemas.microsoft.com/office/drawing/2016/5/13/chartex" xmlns:cx8="http://schemas.microsoft.com/office/drawing/2016/5/14/chartex" xmlns:mc="http://schemas.openxmlformats.org/markup-compatibility/2006" xmlns:aink="http://schemas.microsoft.com/office/drawing/2016/ink" xmlns:am3d="http://schemas.microsoft.com/office/drawing/2017/model3d" xmlns:o="urn:schemas-microsoft-com:office:office" xmlns:oel="http://schemas.microsoft.com/office/2019/extlst" xmlns:r="http://schemas.openxmlformats.org/officeDocument/2006/relationships" xmlns:m="http://schemas.openxmlformats.org/officeDocument/2006/math" xmlns:v="urn:schemas-microsoft-com:vml" xmlns:wp14="http://schemas.microsoft.com/office/word/2010/wordprocessingDrawing" xmlns:wp="http://schemas.openxmlformats.org/drawingml/2006/wordprocessingDrawing" xmlns:w10="urn:schemas-microsoft-com:office:word" xmlns:w="http://schemas.openxmlformats.org/wordprocessingml/2006/main" xmlns:w14="http://schemas.microsoft.com/office/word/2010/wordml" xmlns:w15="http://schemas.microsoft.com/office/word/2012/wordml" xmlns:w16cex="http://schemas.microsoft.com/office/word/2018/wordml/cex" xmlns:w16cid="http://schemas.microsoft.com/office/word/2016/wordml/cid" xmlns:w16="http://schemas.microsoft.com/office/word/2018/wordml" xmlns:w16du="http://schemas.microsoft.com/office/word/2023/wordml/word16du" xmlns:w16sdtdh="http://schemas.microsoft.com/office/word/2020/wordml/sdtdatahash" xmlns:w16sdtfl="http://schemas.microsoft.com/office/word/2024/wordml/sdtformatlock" xmlns:w16se="http://schemas.microsoft.com/office/word/2015/wordml/symex" xmlns:wpg="http://schemas.microsoft.com/office/word/2010/wordprocessingGroup" xmlns:wpi="http://schemas.microsoft.com/office/word/2010/wordprocessingInk" xmlns:wne="http://schemas.microsoft.com/office/word/2006/wordml" xmlns:wps="http://schemas.microsoft.com/office/word/2010/wordprocessingShape" mc:Ignorable="w14 w15 w16se w16cid w16 w16cex w16sdtdh w16sdtfl w16du wp14">
+<w:footnotes xmlns:wpc="http://schemas.microsoft.com/office/word/2010/wordprocessingCanvas" xmlns:cx="http://schemas.microsoft.com/office/drawing/2014/chartex" xmlns:cx1="http://schemas.microsoft.com/office/drawing/2015/9/8/chartex" xmlns:cx2="http://schemas.microsoft.com/office/drawing/2015/10/21/chartex" xmlns:cx3="http://schemas.microsoft.com/office/drawing/2016/5/9/chartex" xmlns:cx4="http://schemas.microsoft.com/office/drawing/2016/5/10/chartex" xmlns:cx5="http://schemas.microsoft.com/office/drawing/2016/5/11/chartex" xmlns:cx6="http://schemas.microsoft.com/office/drawing/2016/5/12/chartex" xmlns:cx7="http://schemas.microsoft.com/office/drawing/2016/5/13/chartex" xmlns:cx8="http://schemas.microsoft.com/office/drawing/2016/5/14/chartex" xmlns:mc="http://schemas.openxmlformats.org/markup-compatibility/2006" xmlns:aink="http://schemas.microsoft.com/office/drawing/2016/ink" xmlns:am3d="http://schemas.microsoft.com/office/drawing/2017/model3d" xmlns:o="urn:schemas-microsoft-com:office:office" xmlns:oel="http://schemas.microsoft.com/office/2019/extlst" xmlns:r="http://schemas.openxmlformats.org/officeDocument/2006/relationships" xmlns:m="http://schemas.openxmlformats.org/officeDocument/2006/math" xmlns:v="urn:schemas-microsoft-com:vml" xmlns:wp14="http://schemas.microsoft.com/office/word/2010/wordprocessingDrawing" xmlns:wp="http://schemas.openxmlformats.org/drawingml/2006/wordprocessingDrawing" xmlns:w10="urn:schemas-microsoft-com:office:word" xmlns:w="http://schemas.openxmlformats.org/wordprocessingml/2006/main" xmlns:w14="http://schemas.microsoft.com/office/word/2010/wordml" xmlns:w15="http://schemas.microsoft.com/office/word/2012/wordml" xmlns:w16cei="http://schemas.microsoft.com/office/word/2026/wordml/cei" xmlns:w16cex="http://schemas.microsoft.com/office/word/2018/wordml/cex" xmlns:w16cid="http://schemas.microsoft.com/office/word/2016/wordml/cid" xmlns:w16="http://schemas.microsoft.com/office/word/2018/wordml" xmlns:w16du="http://schemas.microsoft.com/office/word/2023/wordml/word16du" xmlns:w16sdtdh="http://schemas.microsoft.com/office/word/2020/wordml/sdtdatahash" xmlns:w16sdtfl="http://schemas.microsoft.com/office/word/2024/wordml/sdtformatlock" xmlns:w16se="http://schemas.microsoft.com/office/word/2015/wordml/symex" xmlns:wpg="http://schemas.microsoft.com/office/word/2010/wordprocessingGroup" xmlns:wpi="http://schemas.microsoft.com/office/word/2010/wordprocessingInk" xmlns:wne="http://schemas.microsoft.com/office/word/2006/wordml" xmlns:wps="http://schemas.microsoft.com/office/word/2010/wordprocessingShape" mc:Ignorable="w14 w15 w16se w16cid w16 w16cex w16sdtdh w16sdtfl w16du wp14">
   <w:footnote w:type="separator" w:id="-1">
     <w:p>
       <w:pPr>
@@ -12461,7 +12498,7 @@
 </file>
 
 <file path=word/header1.xml><?xml version="1.0" encoding="utf-8"?>
-<w:hdr xmlns:wpc="http://schemas.microsoft.com/office/word/2010/wordprocessingCanvas" xmlns:cx="http://schemas.microsoft.com/office/drawing/2014/chartex" xmlns:cx1="http://schemas.microsoft.com/office/drawing/2015/9/8/chartex" xmlns:cx2="http://schemas.microsoft.com/office/drawing/2015/10/21/chartex" xmlns:cx3="http://schemas.microsoft.com/office/drawing/2016/5/9/chartex" xmlns:cx4="http://schemas.microsoft.com/office/drawing/2016/5/10/chartex" xmlns:cx5="http://schemas.microsoft.com/office/drawing/2016/5/11/chartex" xmlns:cx6="http://schemas.microsoft.com/office/drawing/2016/5/12/chartex" xmlns:cx7="http://schemas.microsoft.com/office/drawing/2016/5/13/chartex" xmlns:cx8="http://schemas.microsoft.com/office/drawing/2016/5/14/chartex" xmlns:mc="http://schemas.openxmlformats.org/markup-compatibility/2006" xmlns:aink="http://schemas.microsoft.com/office/drawing/2016/ink" xmlns:am3d="http://schemas.microsoft.com/office/drawing/2017/model3d" xmlns:o="urn:schemas-microsoft-com:office:office" xmlns:oel="http://schemas.microsoft.com/office/2019/extlst" xmlns:r="http://schemas.openxmlformats.org/officeDocument/2006/relationships" xmlns:m="http://schemas.openxmlformats.org/officeDocument/2006/math" xmlns:v="urn:schemas-microsoft-com:vml" xmlns:wp14="http://schemas.microsoft.com/office/word/2010/wordprocessingDrawing" xmlns:wp="http://schemas.openxmlformats.org/drawingml/2006/wordprocessingDrawing" xmlns:w10="urn:schemas-microsoft-com:office:word" xmlns:w="http://schemas.openxmlformats.org/wordprocessingml/2006/main" xmlns:w14="http://schemas.microsoft.com/office/word/2010/wordml" xmlns:w15="http://schemas.microsoft.com/office/word/2012/wordml" xmlns:w16cex="http://schemas.microsoft.com/office/word/2018/wordml/cex" xmlns:w16cid="http://schemas.microsoft.com/office/word/2016/wordml/cid" xmlns:w16="http://schemas.microsoft.com/office/word/2018/wordml" xmlns:w16du="http://schemas.microsoft.com/office/word/2023/wordml/word16du" xmlns:w16sdtdh="http://schemas.microsoft.com/office/word/2020/wordml/sdtdatahash" xmlns:w16sdtfl="http://schemas.microsoft.com/office/word/2024/wordml/sdtformatlock" xmlns:w16se="http://schemas.microsoft.com/office/word/2015/wordml/symex" xmlns:wpg="http://schemas.microsoft.com/office/word/2010/wordprocessingGroup" xmlns:wpi="http://schemas.microsoft.com/office/word/2010/wordprocessingInk" xmlns:wne="http://schemas.microsoft.com/office/word/2006/wordml" xmlns:wps="http://schemas.microsoft.com/office/word/2010/wordprocessingShape" mc:Ignorable="w14 w15 w16se w16cid w16 w16cex w16sdtdh w16sdtfl w16du wp14">
+<w:hdr xmlns:wpc="http://schemas.microsoft.com/office/word/2010/wordprocessingCanvas" xmlns:cx="http://schemas.microsoft.com/office/drawing/2014/chartex" xmlns:cx1="http://schemas.microsoft.com/office/drawing/2015/9/8/chartex" xmlns:cx2="http://schemas.microsoft.com/office/drawing/2015/10/21/chartex" xmlns:cx3="http://schemas.microsoft.com/office/drawing/2016/5/9/chartex" xmlns:cx4="http://schemas.microsoft.com/office/drawing/2016/5/10/chartex" xmlns:cx5="http://schemas.microsoft.com/office/drawing/2016/5/11/chartex" xmlns:cx6="http://schemas.microsoft.com/office/drawing/2016/5/12/chartex" xmlns:cx7="http://schemas.microsoft.com/office/drawing/2016/5/13/chartex" xmlns:cx8="http://schemas.microsoft.com/office/drawing/2016/5/14/chartex" xmlns:mc="http://schemas.openxmlformats.org/markup-compatibility/2006" xmlns:aink="http://schemas.microsoft.com/office/drawing/2016/ink" xmlns:am3d="http://schemas.microsoft.com/office/drawing/2017/model3d" xmlns:o="urn:schemas-microsoft-com:office:office" xmlns:oel="http://schemas.microsoft.com/office/2019/extlst" xmlns:r="http://schemas.openxmlformats.org/officeDocument/2006/relationships" xmlns:m="http://schemas.openxmlformats.org/officeDocument/2006/math" xmlns:v="urn:schemas-microsoft-com:vml" xmlns:wp14="http://schemas.microsoft.com/office/word/2010/wordprocessingDrawing" xmlns:wp="http://schemas.openxmlformats.org/drawingml/2006/wordprocessingDrawing" xmlns:w10="urn:schemas-microsoft-com:office:word" xmlns:w="http://schemas.openxmlformats.org/wordprocessingml/2006/main" xmlns:w14="http://schemas.microsoft.com/office/word/2010/wordml" xmlns:w15="http://schemas.microsoft.com/office/word/2012/wordml" xmlns:w16cei="http://schemas.microsoft.com/office/word/2026/wordml/cei" xmlns:w16cex="http://schemas.microsoft.com/office/word/2018/wordml/cex" xmlns:w16cid="http://schemas.microsoft.com/office/word/2016/wordml/cid" xmlns:w16="http://schemas.microsoft.com/office/word/2018/wordml" xmlns:w16du="http://schemas.microsoft.com/office/word/2023/wordml/word16du" xmlns:w16sdtdh="http://schemas.microsoft.com/office/word/2020/wordml/sdtdatahash" xmlns:w16sdtfl="http://schemas.microsoft.com/office/word/2024/wordml/sdtformatlock" xmlns:w16se="http://schemas.microsoft.com/office/word/2015/wordml/symex" xmlns:wpg="http://schemas.microsoft.com/office/word/2010/wordprocessingGroup" xmlns:wpi="http://schemas.microsoft.com/office/word/2010/wordprocessingInk" xmlns:wne="http://schemas.microsoft.com/office/word/2006/wordml" xmlns:wps="http://schemas.microsoft.com/office/word/2010/wordprocessingShape" mc:Ignorable="w14 w15 w16se w16cid w16 w16cex w16sdtdh w16sdtfl w16du wp14">
   <w:p>
     <w:pPr>
       <w:pStyle w:val="a5"/>
@@ -12475,7 +12512,7 @@
 </file>
 
 <file path=word/header2.xml><?xml version="1.0" encoding="utf-8"?>
-<w:hdr xmlns:wpc="http://schemas.microsoft.com/office/word/2010/wordprocessingCanvas" xmlns:cx="http://schemas.microsoft.com/office/drawing/2014/chartex" xmlns:cx1="http://schemas.microsoft.com/office/drawing/2015/9/8/chartex" xmlns:cx2="http://schemas.microsoft.com/office/drawing/2015/10/21/chartex" xmlns:cx3="http://schemas.microsoft.com/office/drawing/2016/5/9/chartex" xmlns:cx4="http://schemas.microsoft.com/office/drawing/2016/5/10/chartex" xmlns:cx5="http://schemas.microsoft.com/office/drawing/2016/5/11/chartex" xmlns:cx6="http://schemas.microsoft.com/office/drawing/2016/5/12/chartex" xmlns:cx7="http://schemas.microsoft.com/office/drawing/2016/5/13/chartex" xmlns:cx8="http://schemas.microsoft.com/office/drawing/2016/5/14/chartex" xmlns:mc="http://schemas.openxmlformats.org/markup-compatibility/2006" xmlns:aink="http://schemas.microsoft.com/office/drawing/2016/ink" xmlns:am3d="http://schemas.microsoft.com/office/drawing/2017/model3d" xmlns:o="urn:schemas-microsoft-com:office:office" xmlns:oel="http://schemas.microsoft.com/office/2019/extlst" xmlns:r="http://schemas.openxmlformats.org/officeDocument/2006/relationships" xmlns:m="http://schemas.openxmlformats.org/officeDocument/2006/math" xmlns:v="urn:schemas-microsoft-com:vml" xmlns:wp14="http://schemas.microsoft.com/office/word/2010/wordprocessingDrawing" xmlns:wp="http://schemas.openxmlformats.org/drawingml/2006/wordprocessingDrawing" xmlns:w10="urn:schemas-microsoft-com:office:word" xmlns:w="http://schemas.openxmlformats.org/wordprocessingml/2006/main" xmlns:w14="http://schemas.microsoft.com/office/word/2010/wordml" xmlns:w15="http://schemas.microsoft.com/office/word/2012/wordml" xmlns:w16cex="http://schemas.microsoft.com/office/word/2018/wordml/cex" xmlns:w16cid="http://schemas.microsoft.com/office/word/2016/wordml/cid" xmlns:w16="http://schemas.microsoft.com/office/word/2018/wordml" xmlns:w16du="http://schemas.microsoft.com/office/word/2023/wordml/word16du" xmlns:w16sdtdh="http://schemas.microsoft.com/office/word/2020/wordml/sdtdatahash" xmlns:w16sdtfl="http://schemas.microsoft.com/office/word/2024/wordml/sdtformatlock" xmlns:w16se="http://schemas.microsoft.com/office/word/2015/wordml/symex" xmlns:wpg="http://schemas.microsoft.com/office/word/2010/wordprocessingGroup" xmlns:wpi="http://schemas.microsoft.com/office/word/2010/wordprocessingInk" xmlns:wne="http://schemas.microsoft.com/office/word/2006/wordml" xmlns:wps="http://schemas.microsoft.com/office/word/2010/wordprocessingShape" mc:Ignorable="w14 w15 w16se w16cid w16 w16cex w16sdtdh w16sdtfl w16du wp14">
+<w:hdr xmlns:wpc="http://schemas.microsoft.com/office/word/2010/wordprocessingCanvas" xmlns:cx="http://schemas.microsoft.com/office/drawing/2014/chartex" xmlns:cx1="http://schemas.microsoft.com/office/drawing/2015/9/8/chartex" xmlns:cx2="http://schemas.microsoft.com/office/drawing/2015/10/21/chartex" xmlns:cx3="http://schemas.microsoft.com/office/drawing/2016/5/9/chartex" xmlns:cx4="http://schemas.microsoft.com/office/drawing/2016/5/10/chartex" xmlns:cx5="http://schemas.microsoft.com/office/drawing/2016/5/11/chartex" xmlns:cx6="http://schemas.microsoft.com/office/drawing/2016/5/12/chartex" xmlns:cx7="http://schemas.microsoft.com/office/drawing/2016/5/13/chartex" xmlns:cx8="http://schemas.microsoft.com/office/drawing/2016/5/14/chartex" xmlns:mc="http://schemas.openxmlformats.org/markup-compatibility/2006" xmlns:aink="http://schemas.microsoft.com/office/drawing/2016/ink" xmlns:am3d="http://schemas.microsoft.com/office/drawing/2017/model3d" xmlns:o="urn:schemas-microsoft-com:office:office" xmlns:oel="http://schemas.microsoft.com/office/2019/extlst" xmlns:r="http://schemas.openxmlformats.org/officeDocument/2006/relationships" xmlns:m="http://schemas.openxmlformats.org/officeDocument/2006/math" xmlns:v="urn:schemas-microsoft-com:vml" xmlns:wp14="http://schemas.microsoft.com/office/word/2010/wordprocessingDrawing" xmlns:wp="http://schemas.openxmlformats.org/drawingml/2006/wordprocessingDrawing" xmlns:w10="urn:schemas-microsoft-com:office:word" xmlns:w="http://schemas.openxmlformats.org/wordprocessingml/2006/main" xmlns:w14="http://schemas.microsoft.com/office/word/2010/wordml" xmlns:w15="http://schemas.microsoft.com/office/word/2012/wordml" xmlns:w16cei="http://schemas.microsoft.com/office/word/2026/wordml/cei" xmlns:w16cex="http://schemas.microsoft.com/office/word/2018/wordml/cex" xmlns:w16cid="http://schemas.microsoft.com/office/word/2016/wordml/cid" xmlns:w16="http://schemas.microsoft.com/office/word/2018/wordml" xmlns:w16du="http://schemas.microsoft.com/office/word/2023/wordml/word16du" xmlns:w16sdtdh="http://schemas.microsoft.com/office/word/2020/wordml/sdtdatahash" xmlns:w16sdtfl="http://schemas.microsoft.com/office/word/2024/wordml/sdtformatlock" xmlns:w16se="http://schemas.microsoft.com/office/word/2015/wordml/symex" xmlns:wpg="http://schemas.microsoft.com/office/word/2010/wordprocessingGroup" xmlns:wpi="http://schemas.microsoft.com/office/word/2010/wordprocessingInk" xmlns:wne="http://schemas.microsoft.com/office/word/2006/wordml" xmlns:wps="http://schemas.microsoft.com/office/word/2010/wordprocessingShape" mc:Ignorable="w14 w15 w16se w16cid w16 w16cex w16sdtdh w16sdtfl w16du wp14">
   <w:p>
     <w:pPr>
       <w:pStyle w:val="a5"/>
@@ -12489,7 +12526,7 @@
 </file>
 
 <file path=word/header3.xml><?xml version="1.0" encoding="utf-8"?>
-<w:hdr xmlns:wpc="http://schemas.microsoft.com/office/word/2010/wordprocessingCanvas" xmlns:cx="http://schemas.microsoft.com/office/drawing/2014/chartex" xmlns:cx1="http://schemas.microsoft.com/office/drawing/2015/9/8/chartex" xmlns:cx2="http://schemas.microsoft.com/office/drawing/2015/10/21/chartex" xmlns:cx3="http://schemas.microsoft.com/office/drawing/2016/5/9/chartex" xmlns:cx4="http://schemas.microsoft.com/office/drawing/2016/5/10/chartex" xmlns:cx5="http://schemas.microsoft.com/office/drawing/2016/5/11/chartex" xmlns:cx6="http://schemas.microsoft.com/office/drawing/2016/5/12/chartex" xmlns:cx7="http://schemas.microsoft.com/office/drawing/2016/5/13/chartex" xmlns:cx8="http://schemas.microsoft.com/office/drawing/2016/5/14/chartex" xmlns:mc="http://schemas.openxmlformats.org/markup-compatibility/2006" xmlns:aink="http://schemas.microsoft.com/office/drawing/2016/ink" xmlns:am3d="http://schemas.microsoft.com/office/drawing/2017/model3d" xmlns:o="urn:schemas-microsoft-com:office:office" xmlns:oel="http://schemas.microsoft.com/office/2019/extlst" xmlns:r="http://schemas.openxmlformats.org/officeDocument/2006/relationships" xmlns:m="http://schemas.openxmlformats.org/officeDocument/2006/math" xmlns:v="urn:schemas-microsoft-com:vml" xmlns:wp14="http://schemas.microsoft.com/office/word/2010/wordprocessingDrawing" xmlns:wp="http://schemas.openxmlformats.org/drawingml/2006/wordprocessingDrawing" xmlns:w10="urn:schemas-microsoft-com:office:word" xmlns:w="http://schemas.openxmlformats.org/wordprocessingml/2006/main" xmlns:w14="http://schemas.microsoft.com/office/word/2010/wordml" xmlns:w15="http://schemas.microsoft.com/office/word/2012/wordml" xmlns:w16cex="http://schemas.microsoft.com/office/word/2018/wordml/cex" xmlns:w16cid="http://schemas.microsoft.com/office/word/2016/wordml/cid" xmlns:w16="http://schemas.microsoft.com/office/word/2018/wordml" xmlns:w16du="http://schemas.microsoft.com/office/word/2023/wordml/word16du" xmlns:w16sdtdh="http://schemas.microsoft.com/office/word/2020/wordml/sdtdatahash" xmlns:w16sdtfl="http://schemas.microsoft.com/office/word/2024/wordml/sdtformatlock" xmlns:w16se="http://schemas.microsoft.com/office/word/2015/wordml/symex" xmlns:wpg="http://schemas.microsoft.com/office/word/2010/wordprocessingGroup" xmlns:wpi="http://schemas.microsoft.com/office/word/2010/wordprocessingInk" xmlns:wne="http://schemas.microsoft.com/office/word/2006/wordml" xmlns:wps="http://schemas.microsoft.com/office/word/2010/wordprocessingShape" mc:Ignorable="w14 w15 w16se w16cid w16 w16cex w16sdtdh w16sdtfl w16du wp14">
+<w:hdr xmlns:wpc="http://schemas.microsoft.com/office/word/2010/wordprocessingCanvas" xmlns:cx="http://schemas.microsoft.com/office/drawing/2014/chartex" xmlns:cx1="http://schemas.microsoft.com/office/drawing/2015/9/8/chartex" xmlns:cx2="http://schemas.microsoft.com/office/drawing/2015/10/21/chartex" xmlns:cx3="http://schemas.microsoft.com/office/drawing/2016/5/9/chartex" xmlns:cx4="http://schemas.microsoft.com/office/drawing/2016/5/10/chartex" xmlns:cx5="http://schemas.microsoft.com/office/drawing/2016/5/11/chartex" xmlns:cx6="http://schemas.microsoft.com/office/drawing/2016/5/12/chartex" xmlns:cx7="http://schemas.microsoft.com/office/drawing/2016/5/13/chartex" xmlns:cx8="http://schemas.microsoft.com/office/drawing/2016/5/14/chartex" xmlns:mc="http://schemas.openxmlformats.org/markup-compatibility/2006" xmlns:aink="http://schemas.microsoft.com/office/drawing/2016/ink" xmlns:am3d="http://schemas.microsoft.com/office/drawing/2017/model3d" xmlns:o="urn:schemas-microsoft-com:office:office" xmlns:oel="http://schemas.microsoft.com/office/2019/extlst" xmlns:r="http://schemas.openxmlformats.org/officeDocument/2006/relationships" xmlns:m="http://schemas.openxmlformats.org/officeDocument/2006/math" xmlns:v="urn:schemas-microsoft-com:vml" xmlns:wp14="http://schemas.microsoft.com/office/word/2010/wordprocessingDrawing" xmlns:wp="http://schemas.openxmlformats.org/drawingml/2006/wordprocessingDrawing" xmlns:w10="urn:schemas-microsoft-com:office:word" xmlns:w="http://schemas.openxmlformats.org/wordprocessingml/2006/main" xmlns:w14="http://schemas.microsoft.com/office/word/2010/wordml" xmlns:w15="http://schemas.microsoft.com/office/word/2012/wordml" xmlns:w16cei="http://schemas.microsoft.com/office/word/2026/wordml/cei" xmlns:w16cex="http://schemas.microsoft.com/office/word/2018/wordml/cex" xmlns:w16cid="http://schemas.microsoft.com/office/word/2016/wordml/cid" xmlns:w16="http://schemas.microsoft.com/office/word/2018/wordml" xmlns:w16du="http://schemas.microsoft.com/office/word/2023/wordml/word16du" xmlns:w16sdtdh="http://schemas.microsoft.com/office/word/2020/wordml/sdtdatahash" xmlns:w16sdtfl="http://schemas.microsoft.com/office/word/2024/wordml/sdtformatlock" xmlns:w16se="http://schemas.microsoft.com/office/word/2015/wordml/symex" xmlns:wpg="http://schemas.microsoft.com/office/word/2010/wordprocessingGroup" xmlns:wpi="http://schemas.microsoft.com/office/word/2010/wordprocessingInk" xmlns:wne="http://schemas.microsoft.com/office/word/2006/wordml" xmlns:wps="http://schemas.microsoft.com/office/word/2010/wordprocessingShape" mc:Ignorable="w14 w15 w16se w16cid w16 w16cex w16sdtdh w16sdtfl w16du wp14">
   <w:p>
     <w:pPr>
       <w:pStyle w:val="a5"/>
@@ -12503,7 +12540,7 @@
 </file>
 
 <file path=word/numbering.xml><?xml version="1.0" encoding="utf-8"?>
-<w:numbering xmlns:wpc="http://schemas.microsoft.com/office/word/2010/wordprocessingCanvas" xmlns:cx="http://schemas.microsoft.com/office/drawing/2014/chartex" xmlns:cx1="http://schemas.microsoft.com/office/drawing/2015/9/8/chartex" xmlns:cx2="http://schemas.microsoft.com/office/drawing/2015/10/21/chartex" xmlns:cx3="http://schemas.microsoft.com/office/drawing/2016/5/9/chartex" xmlns:cx4="http://schemas.microsoft.com/office/drawing/2016/5/10/chartex" xmlns:cx5="http://schemas.microsoft.com/office/drawing/2016/5/11/chartex" xmlns:cx6="http://schemas.microsoft.com/office/drawing/2016/5/12/chartex" xmlns:cx7="http://schemas.microsoft.com/office/drawing/2016/5/13/chartex" xmlns:cx8="http://schemas.microsoft.com/office/drawing/2016/5/14/chartex" xmlns:mc="http://schemas.openxmlformats.org/markup-compatibility/2006" xmlns:aink="http://schemas.microsoft.com/office/drawing/2016/ink" xmlns:am3d="http://schemas.microsoft.com/office/drawing/2017/model3d" xmlns:o="urn:schemas-microsoft-com:office:office" xmlns:oel="http://schemas.microsoft.com/office/2019/extlst" xmlns:r="http://schemas.openxmlformats.org/officeDocument/2006/relationships" xmlns:m="http://schemas.openxmlformats.org/officeDocument/2006/math" xmlns:v="urn:schemas-microsoft-com:vml" xmlns:wp14="http://schemas.microsoft.com/office/word/2010/wordprocessingDrawing" xmlns:wp="http://schemas.openxmlformats.org/drawingml/2006/wordprocessingDrawing" xmlns:w10="urn:schemas-microsoft-com:office:word" xmlns:w="http://schemas.openxmlformats.org/wordprocessingml/2006/main" xmlns:w14="http://schemas.microsoft.com/office/word/2010/wordml" xmlns:w15="http://schemas.microsoft.com/office/word/2012/wordml" xmlns:w16cex="http://schemas.microsoft.com/office/word/2018/wordml/cex" xmlns:w16cid="http://schemas.microsoft.com/office/word/2016/wordml/cid" xmlns:w16="http://schemas.microsoft.com/office/word/2018/wordml" xmlns:w16du="http://schemas.microsoft.com/office/word/2023/wordml/word16du" xmlns:w16sdtdh="http://schemas.microsoft.com/office/word/2020/wordml/sdtdatahash" xmlns:w16sdtfl="http://schemas.microsoft.com/office/word/2024/wordml/sdtformatlock" xmlns:w16se="http://schemas.microsoft.com/office/word/2015/wordml/symex" xmlns:wpg="http://schemas.microsoft.com/office/word/2010/wordprocessingGroup" xmlns:wpi="http://schemas.microsoft.com/office/word/2010/wordprocessingInk" xmlns:wne="http://schemas.microsoft.com/office/word/2006/wordml" xmlns:wps="http://schemas.microsoft.com/office/word/2010/wordprocessingShape" mc:Ignorable="w14 w15 w16se w16cid w16 w16cex w16sdtdh w16sdtfl w16du wp14">
+<w:numbering xmlns:wpc="http://schemas.microsoft.com/office/word/2010/wordprocessingCanvas" xmlns:cx="http://schemas.microsoft.com/office/drawing/2014/chartex" xmlns:cx1="http://schemas.microsoft.com/office/drawing/2015/9/8/chartex" xmlns:cx2="http://schemas.microsoft.com/office/drawing/2015/10/21/chartex" xmlns:cx3="http://schemas.microsoft.com/office/drawing/2016/5/9/chartex" xmlns:cx4="http://schemas.microsoft.com/office/drawing/2016/5/10/chartex" xmlns:cx5="http://schemas.microsoft.com/office/drawing/2016/5/11/chartex" xmlns:cx6="http://schemas.microsoft.com/office/drawing/2016/5/12/chartex" xmlns:cx7="http://schemas.microsoft.com/office/drawing/2016/5/13/chartex" xmlns:cx8="http://schemas.microsoft.com/office/drawing/2016/5/14/chartex" xmlns:mc="http://schemas.openxmlformats.org/markup-compatibility/2006" xmlns:aink="http://schemas.microsoft.com/office/drawing/2016/ink" xmlns:am3d="http://schemas.microsoft.com/office/drawing/2017/model3d" xmlns:o="urn:schemas-microsoft-com:office:office" xmlns:oel="http://schemas.microsoft.com/office/2019/extlst" xmlns:r="http://schemas.openxmlformats.org/officeDocument/2006/relationships" xmlns:m="http://schemas.openxmlformats.org/officeDocument/2006/math" xmlns:v="urn:schemas-microsoft-com:vml" xmlns:wp14="http://schemas.microsoft.com/office/word/2010/wordprocessingDrawing" xmlns:wp="http://schemas.openxmlformats.org/drawingml/2006/wordprocessingDrawing" xmlns:w10="urn:schemas-microsoft-com:office:word" xmlns:w="http://schemas.openxmlformats.org/wordprocessingml/2006/main" xmlns:w14="http://schemas.microsoft.com/office/word/2010/wordml" xmlns:w15="http://schemas.microsoft.com/office/word/2012/wordml" xmlns:w16cei="http://schemas.microsoft.com/office/word/2026/wordml/cei" xmlns:w16cex="http://schemas.microsoft.com/office/word/2018/wordml/cex" xmlns:w16cid="http://schemas.microsoft.com/office/word/2016/wordml/cid" xmlns:w16="http://schemas.microsoft.com/office/word/2018/wordml" xmlns:w16du="http://schemas.microsoft.com/office/word/2023/wordml/word16du" xmlns:w16sdtdh="http://schemas.microsoft.com/office/word/2020/wordml/sdtdatahash" xmlns:w16sdtfl="http://schemas.microsoft.com/office/word/2024/wordml/sdtformatlock" xmlns:w16se="http://schemas.microsoft.com/office/word/2015/wordml/symex" xmlns:wpg="http://schemas.microsoft.com/office/word/2010/wordprocessingGroup" xmlns:wpi="http://schemas.microsoft.com/office/word/2010/wordprocessingInk" xmlns:wne="http://schemas.microsoft.com/office/word/2006/wordml" xmlns:wps="http://schemas.microsoft.com/office/word/2010/wordprocessingShape" mc:Ignorable="w14 w15 w16se w16cid w16 w16cex w16sdtdh w16sdtfl w16du wp14">
   <w:abstractNum w:abstractNumId="0" w15:restartNumberingAfterBreak="0">
     <w:nsid w:val="393433BA"/>
     <w:multiLevelType w:val="multilevel"/>
